--- a/docs/downloads/john-nelson-darby/تم/doc_0345.docx
+++ b/docs/downloads/john-nelson-darby/تم/doc_0345.docx
@@ -1,207 +1,276 @@
 
 <file path=word/document.xml><?xml version="1.0" encoding="utf-8"?>
-<w:document xmlns:wpc="http://schemas.microsoft.com/office/word/2010/wordprocessingCanvas" xmlns:cx="http://schemas.microsoft.com/office/drawing/2014/chartex" xmlns:cx1="http://schemas.microsoft.com/office/drawing/2015/9/8/chartex" xmlns:cx2="http://schemas.microsoft.com/office/drawing/2015/10/21/chartex" xmlns:cx3="http://schemas.microsoft.com/office/drawing/2016/5/9/chartex" xmlns:cx4="http://schemas.microsoft.com/office/drawing/2016/5/10/chartex" xmlns:cx5="http://schemas.microsoft.com/office/drawing/2016/5/11/chartex" xmlns:cx6="http://schemas.microsoft.com/office/drawing/2016/5/12/chartex" xmlns:cx7="http://schemas.microsoft.com/office/drawing/2016/5/13/chartex" xmlns:cx8="http://schemas.microsoft.com/office/drawing/2016/5/14/chartex" xmlns:mc="http://schemas.openxmlformats.org/markup-compatibility/2006" xmlns:aink="http://schemas.microsoft.com/office/drawing/2016/ink" xmlns:am3d="http://schemas.microsoft.com/office/drawing/2017/model3d" xmlns:o="urn:schemas-microsoft-com:office:office" xmlns:oel="http://schemas.microsoft.com/office/2019/extlst" xmlns:r="http://schemas.openxmlformats.org/officeDocument/2006/relationships" xmlns:m="http://schemas.openxmlformats.org/officeDocument/2006/math" xmlns:v="urn:schemas-microsoft-com:vml" xmlns:wp14="http://schemas.microsoft.com/office/word/2010/wordprocessingDrawing" xmlns:wp="http://schemas.openxmlformats.org/drawingml/2006/wordprocessingDrawing" xmlns:w10="urn:schemas-microsoft-com:office:word" xmlns:w="http://schemas.openxmlformats.org/wordprocessingml/2006/main" xmlns:w14="http://schemas.microsoft.com/office/word/2010/wordml" xmlns:w15="http://schemas.microsoft.com/office/word/2012/wordml" xmlns:w16cex="http://schemas.microsoft.com/office/word/2018/wordml/cex" xmlns:w16cid="http://schemas.microsoft.com/office/word/2016/wordml/cid" xmlns:w16="http://schemas.microsoft.com/office/word/2018/wordml" xmlns:w16sdtdh="http://schemas.microsoft.com/office/word/2020/wordml/sdtdatahash" xmlns:w16se="http://schemas.microsoft.com/office/word/2015/wordml/symex" xmlns:wpg="http://schemas.microsoft.com/office/word/2010/wordprocessingGroup" xmlns:wpi="http://schemas.microsoft.com/office/word/2010/wordprocessingInk" xmlns:wne="http://schemas.microsoft.com/office/word/2006/wordml" xmlns:wps="http://schemas.microsoft.com/office/word/2010/wordprocessingShape" mc:Ignorable="w14 w15 w16se w16cid w16 w16cex w16sdtdh wp14">
+<w:document xmlns:wpc="http://schemas.microsoft.com/office/word/2010/wordprocessingCanvas" xmlns:cx="http://schemas.microsoft.com/office/drawing/2014/chartex" xmlns:cx1="http://schemas.microsoft.com/office/drawing/2015/9/8/chartex" xmlns:cx2="http://schemas.microsoft.com/office/drawing/2015/10/21/chartex" xmlns:cx3="http://schemas.microsoft.com/office/drawing/2016/5/9/chartex" xmlns:cx4="http://schemas.microsoft.com/office/drawing/2016/5/10/chartex" xmlns:cx5="http://schemas.microsoft.com/office/drawing/2016/5/11/chartex" xmlns:cx6="http://schemas.microsoft.com/office/drawing/2016/5/12/chartex" xmlns:cx7="http://schemas.microsoft.com/office/drawing/2016/5/13/chartex" xmlns:cx8="http://schemas.microsoft.com/office/drawing/2016/5/14/chartex" xmlns:mc="http://schemas.openxmlformats.org/markup-compatibility/2006" xmlns:aink="http://schemas.microsoft.com/office/drawing/2016/ink" xmlns:am3d="http://schemas.microsoft.com/office/drawing/2017/model3d" xmlns:o="urn:schemas-microsoft-com:office:office" xmlns:oel="http://schemas.microsoft.com/office/2019/extlst" xmlns:r="http://schemas.openxmlformats.org/officeDocument/2006/relationships" xmlns:m="http://schemas.openxmlformats.org/officeDocument/2006/math" xmlns:v="urn:schemas-microsoft-com:vml" xmlns:wp14="http://schemas.microsoft.com/office/word/2010/wordprocessingDrawing" xmlns:wp="http://schemas.openxmlformats.org/drawingml/2006/wordprocessingDrawing" xmlns:w10="urn:schemas-microsoft-com:office:word" xmlns:w="http://schemas.openxmlformats.org/wordprocessingml/2006/main" xmlns:w14="http://schemas.microsoft.com/office/word/2010/wordml" xmlns:w15="http://schemas.microsoft.com/office/word/2012/wordml" xmlns:w16cex="http://schemas.microsoft.com/office/word/2018/wordml/cex" xmlns:w16cid="http://schemas.microsoft.com/office/word/2016/wordml/cid" xmlns:w16="http://schemas.microsoft.com/office/word/2018/wordml" xmlns:w16du="http://schemas.microsoft.com/office/word/2023/wordml/word16du" xmlns:w16sdtdh="http://schemas.microsoft.com/office/word/2020/wordml/sdtdatahash" xmlns:w16sdtfl="http://schemas.microsoft.com/office/word/2024/wordml/sdtformatlock" xmlns:w16se="http://schemas.microsoft.com/office/word/2015/wordml/symex" xmlns:wpg="http://schemas.microsoft.com/office/word/2010/wordprocessingGroup" xmlns:wpi="http://schemas.microsoft.com/office/word/2010/wordprocessingInk" xmlns:wne="http://schemas.microsoft.com/office/word/2006/wordml" xmlns:wps="http://schemas.microsoft.com/office/word/2010/wordprocessingShape" mc:Ignorable="w14 w15 w16se w16cid w16 w16cex w16sdtdh w16sdtfl w16du wp14">
   <w:body>
     <w:p>
       <w:pPr>
-        <w:rPr>
-          <w:rtl/>
-          <w:lang w:bidi="ar-SA"/>
+        <w:jc w:val="center"/>
+        <w:rPr>
+          <w:b/>
+          <w:bCs/>
+          <w:rtl/>
+          <w:lang w:bidi="ar-JO"/>
         </w:rPr>
       </w:pPr>
-      <w:hyperlink r:id="rId4" w:history="1">
-        <w:r>
-          <w:rPr>
-            <w:rStyle w:val="Hyperlink"/>
-            <w:rFonts w:hint="cs"/>
-            <w:rtl/>
-            <w:lang w:bidi="ar-SA"/>
-          </w:rPr>
-          <w:t>رسالة المسيح</w:t>
-        </w:r>
-      </w:hyperlink>
+      <w:r>
+        <w:rPr>
+          <w:b/>
+          <w:bCs/>
+          <w:rtl/>
+          <w:lang w:bidi="ar-JO"/>
+        </w:rPr>
+        <w:fldChar w:fldCharType="begin"/>
+      </w:r>
+      <w:r>
+        <w:rPr>
+          <w:rFonts w:hint="cs"/>
+          <w:b/>
+          <w:bCs/>
+          <w:lang w:bidi="ar-JO"/>
+        </w:rPr>
+        <w:instrText>HYPERLINK</w:instrText>
+      </w:r>
+      <w:r>
+        <w:rPr>
+          <w:rFonts w:hint="cs"/>
+          <w:b/>
+          <w:bCs/>
+          <w:rtl/>
+          <w:lang w:bidi="ar-JO"/>
+        </w:rPr>
+        <w:instrText xml:space="preserve"> "</w:instrText>
+      </w:r>
+      <w:r>
+        <w:rPr>
+          <w:rFonts w:hint="cs"/>
+          <w:b/>
+          <w:bCs/>
+          <w:lang w:bidi="ar-JO"/>
+        </w:rPr>
+        <w:instrText>https://www.bibelstudium.de/articles/2388/un-weltlichkeit.html</w:instrText>
+      </w:r>
+      <w:r>
+        <w:rPr>
+          <w:rFonts w:hint="cs"/>
+          <w:b/>
+          <w:bCs/>
+          <w:rtl/>
+          <w:lang w:bidi="ar-JO"/>
+        </w:rPr>
+        <w:instrText>"</w:instrText>
+      </w:r>
+      <w:r>
+        <w:rPr>
+          <w:b/>
+          <w:bCs/>
+          <w:rtl/>
+          <w:lang w:bidi="ar-JO"/>
+        </w:rPr>
+      </w:r>
+      <w:r>
+        <w:rPr>
+          <w:b/>
+          <w:bCs/>
+          <w:rtl/>
+          <w:lang w:bidi="ar-JO"/>
+        </w:rPr>
+        <w:fldChar w:fldCharType="separate"/>
+      </w:r>
+      <w:r>
+        <w:rPr>
+          <w:rStyle w:val="Hyperlink"/>
+          <w:rFonts w:hint="cs"/>
+          <w:b/>
+          <w:bCs/>
+          <w:rtl/>
+          <w:lang w:bidi="ar-JO"/>
+        </w:rPr>
+        <w:t>خارج مجال القيم العالمية</w:t>
+      </w:r>
+      <w:r>
+        <w:rPr>
+          <w:b/>
+          <w:bCs/>
+          <w:rtl/>
+          <w:lang w:bidi="ar-JO"/>
+        </w:rPr>
+        <w:fldChar w:fldCharType="end"/>
+      </w:r>
     </w:p>
     <w:p>
       <w:pPr>
         <w:bidi w:val="0"/>
         <w:rPr>
-          <w:lang w:bidi="ar-SA"/>
+          <w:b/>
+          <w:bCs/>
+          <w:sz w:val="22"/>
+          <w:szCs w:val="22"/>
+          <w:rtl/>
+          <w:lang w:bidi="ar-JO"/>
         </w:rPr>
       </w:pPr>
       <w:r>
         <w:rPr>
-          <w:lang w:bidi="ar-SA"/>
-        </w:rPr>
-        <w:t>John Nelson Darby</w:t>
+          <w:rFonts w:hint="cs"/>
+          <w:b/>
+          <w:bCs/>
+          <w:sz w:val="22"/>
+          <w:szCs w:val="22"/>
+          <w:rtl/>
+          <w:lang w:bidi="ar-JO"/>
+        </w:rPr>
+        <w:t>يوحنا داربي</w:t>
       </w:r>
     </w:p>
     <w:p>
       <w:pPr>
         <w:rPr>
           <w:rtl/>
-          <w:lang w:bidi="ar-SA"/>
+          <w:lang w:bidi="ar-JO"/>
         </w:rPr>
       </w:pPr>
       <w:r>
         <w:rPr>
           <w:rFonts w:hint="cs"/>
           <w:rtl/>
-          <w:lang w:bidi="ar-SA"/>
-        </w:rPr>
-        <w:t>"</w:t>
-      </w:r>
-      <w:r>
-        <w:rPr>
-          <w:rtl/>
-        </w:rPr>
-        <w:t xml:space="preserve"> </w:t>
-      </w:r>
-      <w:r>
-        <w:rPr>
-          <w:rtl/>
-          <w:lang w:bidi="ar-SA"/>
-        </w:rPr>
-        <w:t>ظَاهِرِينَ أَنَّكُمْ رِسَالَةُ الْمَسِيحِ، مَخْدُومَةً مِنَّا، مَكْتُوبَةً لاَ بِحِبْرٍ بَلْ بِرُوحِ اللهِ الْحَيِّ، لاَ فِي أَلْوَاحٍ حَجَرِيَّةٍ بَلْ فِي أَلْوَاحِ قَلْبٍ لَحْمِيَّةٍ.</w:t>
-      </w:r>
-      <w:r>
-        <w:rPr>
-          <w:rFonts w:hint="cs"/>
-          <w:rtl/>
-          <w:lang w:bidi="ar-SA"/>
-        </w:rPr>
-        <w:t>" (2. كورنثوس 3: 3).</w:t>
+          <w:lang w:bidi="ar-JO"/>
+        </w:rPr>
+        <w:t xml:space="preserve">إن غاية الشيطان الأساسية في أيامنا التي يبذل كل جهوده </w:t>
+      </w:r>
+      <w:r>
+        <w:rPr>
+          <w:rFonts w:hint="cs"/>
+          <w:rtl/>
+          <w:lang w:bidi="ar-JO"/>
+        </w:rPr>
+        <w:t>من أجله</w:t>
+      </w:r>
+      <w:r>
+        <w:rPr>
+          <w:rFonts w:hint="cs"/>
+          <w:rtl/>
+          <w:lang w:bidi="ar-JO"/>
+        </w:rPr>
+        <w:t xml:space="preserve"> تعتمد على توحيد ومزج الاعتراف بأسمى حق وأقدسه بالقيَم العالمية. فكم نجح في هذا الأمر؟</w:t>
       </w:r>
     </w:p>
     <w:p>
       <w:pPr>
         <w:rPr>
           <w:rtl/>
-          <w:lang w:bidi="ar-SA"/>
+          <w:lang w:bidi="ar-JO"/>
         </w:rPr>
       </w:pPr>
       <w:r>
         <w:rPr>
           <w:rFonts w:hint="cs"/>
           <w:rtl/>
-          <w:lang w:bidi="ar-SA"/>
-        </w:rPr>
-        <w:t>المسيحي هو رسالة المسيح للناس؛ فعليه أن يشهد بتصرفه مع الناس عن إحسان الله وقداسته وعن قوة الروح القدس. من جانب هذه الرسالة كثيرًا ما تكون ملطخة ومليئة بالعيوب، لكن لا بد وأن تظهر في العالم وأن تكون مقرو</w:t>
-      </w:r>
-      <w:r>
-        <w:rPr>
-          <w:rFonts w:hint="cs"/>
-          <w:rtl/>
-          <w:lang w:bidi="ar-SA"/>
-        </w:rPr>
-        <w:t>ء</w:t>
-      </w:r>
-      <w:r>
-        <w:rPr>
-          <w:rFonts w:hint="cs"/>
-          <w:rtl/>
-          <w:lang w:bidi="ar-SA"/>
-        </w:rPr>
-        <w:t xml:space="preserve">ة. العالم يلاحظ جيدًا العيوب، والذنب </w:t>
-      </w:r>
-      <w:r>
-        <w:rPr>
-          <w:rtl/>
-          <w:lang w:bidi="ar-SA"/>
-        </w:rPr>
-        <w:t>–</w:t>
-      </w:r>
-      <w:r>
-        <w:rPr>
-          <w:rFonts w:hint="cs"/>
-          <w:rtl/>
-          <w:lang w:bidi="ar-SA"/>
-        </w:rPr>
-        <w:t xml:space="preserve"> وهذا الأمر في محله.</w:t>
+          <w:lang w:bidi="ar-JO"/>
+        </w:rPr>
+        <w:t>إن المسيحيين من حولنا يتوقعون وبحق انعدام القيم العالمية البارزة فيه فيمَن يفتخرون ويعترفون بحق رفيع القيمة بأنهم يحبون المسيح من قلوبهم. فهل يجدون فينا مثل هذه القيم التي ليست في هذا العالم؟</w:t>
       </w:r>
     </w:p>
     <w:p>
       <w:pPr>
         <w:rPr>
           <w:rtl/>
-          <w:lang w:bidi="ar-SA"/>
+          <w:lang w:bidi="ar-JO"/>
         </w:rPr>
       </w:pPr>
       <w:r>
         <w:rPr>
           <w:rFonts w:hint="cs"/>
           <w:rtl/>
-          <w:lang w:bidi="ar-SA"/>
-        </w:rPr>
-        <w:t>الله لديه الكثير من الإمكانيات ليمتحن قلب الإنسان:</w:t>
+          <w:lang w:bidi="ar-JO"/>
+        </w:rPr>
+        <w:t xml:space="preserve">تحذروا جميعكم يا مَن تتعاملون مع "عالمٍ مصلوب" (انظر </w:t>
+      </w:r>
+      <w:proofErr w:type="spellStart"/>
+      <w:r>
+        <w:rPr>
+          <w:rFonts w:hint="cs"/>
+          <w:rtl/>
+          <w:lang w:bidi="ar-JO"/>
+        </w:rPr>
+        <w:t>غلاطية</w:t>
+      </w:r>
+      <w:proofErr w:type="spellEnd"/>
+      <w:r>
+        <w:rPr>
+          <w:rFonts w:hint="cs"/>
+          <w:rtl/>
+          <w:lang w:bidi="ar-JO"/>
+        </w:rPr>
+        <w:t xml:space="preserve"> 6: 14)! فالشيء الوحيد الذي قد يمنع بأن تُداس الحقائق التي لنا تحت الأقدام وتُحتقر، هو أن شهو</w:t>
+      </w:r>
+      <w:r>
+        <w:rPr>
+          <w:rFonts w:hint="cs"/>
+          <w:rtl/>
+          <w:lang w:bidi="ar-JO"/>
+        </w:rPr>
+        <w:t>دها يُظهرون في سلوكهم بأنهم "ليسوا من العالم"، كما أن المسيح لم يكن من العالم.</w:t>
       </w:r>
     </w:p>
     <w:p>
       <w:pPr>
         <w:rPr>
           <w:rtl/>
-          <w:lang w:bidi="ar-SA"/>
+          <w:lang w:bidi="ar-JO"/>
         </w:rPr>
       </w:pPr>
       <w:r>
         <w:rPr>
           <w:rFonts w:hint="cs"/>
           <w:rtl/>
-          <w:lang w:bidi="ar-SA"/>
-        </w:rPr>
-        <w:t>1. بحرمان آدم البريء،</w:t>
+          <w:lang w:bidi="ar-JO"/>
+        </w:rPr>
+        <w:t xml:space="preserve">إلا أن الانشغال بالشر ليس هو السبيل لتحسين الأمور. فالانشغال به (بالرب) والإخلاص له وحدهما القادران على إظهار القيَم </w:t>
+      </w:r>
+      <w:r>
+        <w:rPr>
+          <w:rFonts w:hint="cs"/>
+          <w:rtl/>
+          <w:lang w:bidi="ar-JO"/>
+        </w:rPr>
+        <w:t>غير الموجودة</w:t>
+      </w:r>
+      <w:r>
+        <w:rPr>
+          <w:rFonts w:hint="cs"/>
+          <w:rtl/>
+          <w:lang w:bidi="ar-JO"/>
+        </w:rPr>
+        <w:t xml:space="preserve"> في العالم، وإلا فسيُستبدل الشر بآخر، وفي النهاية سيختفي وراء ظواهر صارمة اكتفاء ذاتي الذي هو أيضًا ضد روح المسيح كفكر العالم وتصرف العالم.</w:t>
       </w:r>
     </w:p>
     <w:p>
       <w:pPr>
         <w:rPr>
-          <w:rtl/>
-          <w:lang w:bidi="ar-SA"/>
+          <w:rFonts w:hint="cs"/>
+          <w:lang w:bidi="ar-JO"/>
         </w:rPr>
       </w:pPr>
       <w:r>
         <w:rPr>
           <w:rFonts w:hint="cs"/>
           <w:rtl/>
-          <w:lang w:bidi="ar-SA"/>
-        </w:rPr>
-        <w:t>أصبح آدم عاصيًا وبالتالي دخلت الخطية إلى العالم.</w:t>
-      </w:r>
-    </w:p>
-    <w:p>
-      <w:pPr>
-        <w:rPr>
-          <w:rtl/>
-          <w:lang w:bidi="ar-SA"/>
-        </w:rPr>
-      </w:pPr>
-      <w:r>
-        <w:rPr>
-          <w:rFonts w:hint="cs"/>
-          <w:rtl/>
-          <w:lang w:bidi="ar-SA"/>
-        </w:rPr>
-        <w:t>2. بناموس موسى</w:t>
-      </w:r>
-    </w:p>
-    <w:p>
-      <w:pPr>
-        <w:rPr>
-          <w:rtl/>
-          <w:lang w:bidi="ar-SA"/>
-        </w:rPr>
-      </w:pPr>
-      <w:r>
-        <w:rPr>
-          <w:rFonts w:hint="cs"/>
-          <w:rtl/>
-          <w:lang w:bidi="ar-SA"/>
-        </w:rPr>
-        <w:t xml:space="preserve">الناموس منح للخطية طابعًا جديدًا. الخطية كانت شريرة وهي مستقلة عن الناموس قبل إدخاله في المشهد </w:t>
-      </w:r>
-      <w:r>
-        <w:rPr>
-          <w:rtl/>
-          <w:lang w:bidi="ar-SA"/>
+          <w:lang w:bidi="ar-JO"/>
+        </w:rPr>
+        <w:t>إن كان المسيح هو الدافع لقيمنا التي ليست في العالم، عندها كل شيء سيكون على حق. وإن كان هو الأنا الذي فينا</w:t>
+      </w:r>
+      <w:r>
+        <w:rPr>
+          <w:rFonts w:hint="cs"/>
+          <w:rtl/>
+          <w:lang w:bidi="ar-JO"/>
+        </w:rPr>
+        <w:t xml:space="preserve">، فلا نفع فيها، لأن الأنا الذي فينا هو أيضًا بعيد كل البُعد عن المسيح مثل العالم. فهو لا يريد لا أديرة رهبان ولا مناسك، وإنما قلوب تشعر بتيتمها مشتاقة لرب غائب </w:t>
+      </w:r>
+      <w:r>
+        <w:rPr>
+          <w:rtl/>
+          <w:lang w:bidi="ar-JO"/>
         </w:rPr>
         <w:t>–</w:t>
       </w:r>
@@ -209,272 +278,66 @@
         <w:rPr>
           <w:rFonts w:hint="cs"/>
           <w:rtl/>
-          <w:lang w:bidi="ar-SA"/>
-        </w:rPr>
-        <w:t xml:space="preserve"> لكن الناموس منحها الطابع الخاص في العصيان والتعدي.</w:t>
-      </w:r>
-    </w:p>
-    <w:p>
-      <w:pPr>
-        <w:rPr>
-          <w:rtl/>
-          <w:lang w:bidi="ar-SA"/>
-        </w:rPr>
-      </w:pPr>
-      <w:r>
-        <w:rPr>
-          <w:rFonts w:hint="cs"/>
-          <w:rtl/>
-          <w:lang w:bidi="ar-SA"/>
-        </w:rPr>
-        <w:t>3. بالأنبياء</w:t>
-      </w:r>
-    </w:p>
-    <w:p>
-      <w:pPr>
-        <w:rPr>
-          <w:rtl/>
-          <w:lang w:bidi="ar-SA"/>
-        </w:rPr>
-      </w:pPr>
-      <w:r>
-        <w:rPr>
-          <w:rFonts w:hint="cs"/>
-          <w:rtl/>
-          <w:lang w:bidi="ar-SA"/>
-        </w:rPr>
-        <w:t xml:space="preserve">برفضهم لهم أظهر الناس كراهيتهم </w:t>
-      </w:r>
-      <w:r>
-        <w:rPr>
-          <w:rFonts w:hint="cs"/>
-          <w:rtl/>
-          <w:lang w:bidi="ar-SA"/>
-        </w:rPr>
-        <w:t>لأعمال الله الصالحة.</w:t>
-      </w:r>
-    </w:p>
-    <w:p>
-      <w:pPr>
-        <w:rPr>
-          <w:rtl/>
-          <w:lang w:bidi="ar-SA"/>
-        </w:rPr>
-      </w:pPr>
-      <w:r>
-        <w:rPr>
-          <w:rFonts w:hint="cs"/>
-          <w:rtl/>
-          <w:lang w:bidi="ar-SA"/>
-        </w:rPr>
-        <w:t>4. بالأخص بعطية ابنه</w:t>
-      </w:r>
-    </w:p>
-    <w:p>
-      <w:pPr>
-        <w:rPr>
-          <w:rtl/>
-          <w:lang w:bidi="ar-SA"/>
-        </w:rPr>
-      </w:pPr>
-      <w:r>
-        <w:rPr>
-          <w:rFonts w:hint="cs"/>
-          <w:rtl/>
-          <w:lang w:bidi="ar-SA"/>
+          <w:lang w:bidi="ar-JO"/>
+        </w:rPr>
+        <w:t xml:space="preserve"> قلوب، تبقى محفوظة بعيدًا عن محبة العالم وكل ما هو في العالم من خلال الحقيقة المسلَّمَة لهم في كل </w:t>
+      </w:r>
+      <w:r>
+        <w:rPr>
+          <w:rFonts w:hint="cs"/>
+          <w:rtl/>
+          <w:lang w:bidi="ar-JO"/>
+        </w:rPr>
+        <w:t xml:space="preserve">حين: </w:t>
+      </w:r>
+      <w:r>
+        <w:rPr>
+          <w:rFonts w:ascii="Tahoma" w:hAnsi="Tahoma" w:cs="Tahoma"/>
+          <w:sz w:val="20"/>
+          <w:szCs w:val="20"/>
+          <w:lang w:val="x-none"/>
+        </w:rPr>
+        <w:t>﻿</w:t>
+      </w:r>
+      <w:r>
+        <w:rPr>
+          <w:rFonts w:hint="cs"/>
+          <w:rtl/>
         </w:rPr>
         <w:t>"</w:t>
       </w:r>
-      <w:r>
-        <w:rPr>
-          <w:rtl/>
-        </w:rPr>
-        <w:t xml:space="preserve"> </w:t>
-      </w:r>
-      <w:r>
-        <w:rPr>
-          <w:rtl/>
-          <w:lang w:bidi="ar-SA"/>
-        </w:rPr>
-        <w:t>لَعَلَّهُمْ إِذَا رَأَوْهُ يَهَابُونَ!</w:t>
-      </w:r>
-      <w:r>
-        <w:rPr>
-          <w:rFonts w:hint="cs"/>
-          <w:rtl/>
-          <w:lang w:bidi="ar-SA"/>
-        </w:rPr>
-        <w:t>"، قال الله. لكن الناس قالوا: "</w:t>
-      </w:r>
-      <w:r>
-        <w:rPr>
-          <w:rtl/>
-          <w:lang w:bidi="ar-SA"/>
-        </w:rPr>
-        <w:t>هذَا هُوَ الْوَارِثُ! هَلُمُّوا نَقْتُلْهُ لِكَيْ يَصِيرَ لَنَا الْمِيرَاثُ!</w:t>
-      </w:r>
-      <w:r>
-        <w:rPr>
-          <w:rFonts w:hint="cs"/>
-          <w:rtl/>
-          <w:lang w:bidi="ar-SA"/>
-        </w:rPr>
-        <w:t>" (لوقا 20: 13، 14).</w:t>
-      </w:r>
-    </w:p>
-    <w:p>
-      <w:pPr>
-        <w:rPr>
-          <w:rtl/>
-          <w:lang w:bidi="ar-SA"/>
-        </w:rPr>
-      </w:pPr>
-      <w:r>
-        <w:rPr>
-          <w:rFonts w:hint="cs"/>
-          <w:rtl/>
-          <w:lang w:bidi="ar-SA"/>
-        </w:rPr>
-        <w:t>الله رأى، بأن كل أفكار الإنسان فقط شريرة كل النهار، وقد أراد بأن يجعل الإنسان أن يعلم بهذا أيضًا وبالتالي يُظهر له شر قلبه. إسرائيل خلُص بالنعمة من مصر، وحُفظ بالنعمة من الضربات العشرة، وأُجيز عبر البحر، واقتيد عبر البرية، وأُطعم المنّ، وسُقي من الصخرة ماء؛ لكن بدلاً من أن يتمسك بالنعمة أراد بأن يقتني لطف الله لنفسه بإلتزامه بأن يحفظ كل الأمور التي أمر بها الناموس، وهنا اختبر عجزه. إن شعب إسرائيل كان موجودًا بين الشعوب الأخرى كما في منطقة منعزلة في البرية. إن كل مجهود الله أظهر فقط عدم امتنان هذه "</w:t>
-      </w:r>
-      <w:r>
-        <w:rPr>
-          <w:rFonts w:hint="cs"/>
-          <w:rtl/>
-          <w:lang w:bidi="ar-SA"/>
-        </w:rPr>
-        <w:t>الأرضية</w:t>
-      </w:r>
-      <w:r>
-        <w:rPr>
-          <w:rFonts w:hint="cs"/>
-          <w:rtl/>
-          <w:lang w:bidi="ar-SA"/>
-        </w:rPr>
-        <w:t>".</w:t>
-      </w:r>
-    </w:p>
-    <w:p>
-      <w:pPr>
-        <w:rPr>
-          <w:rtl/>
-          <w:lang w:bidi="ar-SA"/>
-        </w:rPr>
-      </w:pPr>
-      <w:r>
-        <w:rPr>
-          <w:rFonts w:hint="cs"/>
-          <w:rtl/>
-          <w:lang w:bidi="ar-SA"/>
-        </w:rPr>
-        <w:t>صحيح أننا لم نصلب المسيح، لكننا على ذات الأرضية مثل إسرائيل ولن نُخرج منها ثمارًا تختلف عنهم. إسرائيل كان لها أفضل المقومات من جهة "التراث الروحي"؛ إلا أنها لم تُخرج إلا شوكًا وبالطبيعة نحن أيضًا لن نُخرج شيئًا آخر.</w:t>
-      </w:r>
-    </w:p>
-    <w:p>
-      <w:pPr>
-        <w:rPr>
-          <w:rtl/>
-          <w:lang w:bidi="ar-SA"/>
-        </w:rPr>
-      </w:pPr>
-      <w:r>
-        <w:rPr>
-          <w:rFonts w:hint="cs"/>
-          <w:rtl/>
-          <w:lang w:bidi="ar-SA"/>
-        </w:rPr>
-        <w:t xml:space="preserve">إننا بالتالي ليس بوسعنا أن نأتي إلى الله وأن نقدم له أكثر مما فعله إسرائيل </w:t>
-      </w:r>
-      <w:r>
-        <w:rPr>
-          <w:rtl/>
-          <w:lang w:bidi="ar-SA"/>
-        </w:rPr>
-        <w:t>–</w:t>
-      </w:r>
-      <w:r>
-        <w:rPr>
-          <w:rFonts w:hint="cs"/>
-          <w:rtl/>
-          <w:lang w:bidi="ar-SA"/>
-        </w:rPr>
-        <w:t xml:space="preserve"> والله سيتوجّب عليه أن يرفضنا نحن ايضًا. فهل سيكون هو الكيان الوحيد المُلزم بأن يستقبل أناسًا غير مستحقين في بيته، والسماء هي المكان الوحيد حيث تكون حرية لدخول الخطية والعيوب؟</w:t>
-      </w:r>
-    </w:p>
-    <w:p>
-      <w:pPr>
-        <w:rPr>
-          <w:rtl/>
-          <w:lang w:bidi="ar-SA"/>
-        </w:rPr>
-      </w:pPr>
-      <w:r>
-        <w:rPr>
-          <w:rFonts w:hint="cs"/>
-          <w:rtl/>
-          <w:lang w:bidi="ar-SA"/>
-        </w:rPr>
-        <w:t xml:space="preserve">كل ما نحن عليه هو أننا في يسوع الذي به وحده لنا دخول إلى الآب. هو حمل خطيتنا وحكمنا وتركها في قبره ليجلس في المجد عن يمين الله. إن الحقيقة وحدها بأن الله استقبله، هي الضمان </w:t>
-      </w:r>
-      <w:r>
-        <w:rPr>
-          <w:rFonts w:hint="cs"/>
-          <w:rtl/>
-          <w:lang w:bidi="ar-SA"/>
-        </w:rPr>
-        <w:t>بأننا مقبولين بواسطته. إن موت المسيح يتكلم عن برّ الله والحكم على الخطية. قَبوله في المجد يتكلم عن قَبول بني الآب والورثة مع المسيح في نعمة ومجد.</w:t>
-      </w:r>
-    </w:p>
-    <w:p>
-      <w:pPr>
-        <w:rPr>
-          <w:rtl/>
-          <w:lang w:bidi="ar-SA"/>
-        </w:rPr>
-      </w:pPr>
-      <w:r>
-        <w:rPr>
-          <w:rFonts w:hint="cs"/>
-          <w:rtl/>
-          <w:lang w:bidi="ar-SA"/>
-        </w:rPr>
-        <w:t>من امتياز كوننا أولاده يأتي الالتزام بأن نتصرف أيضًا مثل الأولاد: "</w:t>
-      </w:r>
-      <w:r>
-        <w:rPr>
-          <w:rtl/>
-          <w:lang w:bidi="ar-SA"/>
-        </w:rPr>
-        <w:t xml:space="preserve"> فَكُونُوا أَنْتُمْ كَامِلِينَ كَمَا أَنَّ أَبَاكُمُ الَّذِي فِي السَّمَاوَاتِ هُوَ كَامِلٌ.</w:t>
-      </w:r>
-      <w:r>
-        <w:rPr>
-          <w:rFonts w:hint="cs"/>
-          <w:rtl/>
-          <w:lang w:bidi="ar-SA"/>
-        </w:rPr>
-        <w:t>" (متى 5: 48). كل امتياز له أيضًا التزامه. لهذا فعلى المسيحي أن يكون رسالة حية تكلم الجميع وحتى الأشرار عما في الآب وما هو عند الآب. المسيح هو رسالتنا ورسالة توصيتنا عند الله؛ فنحن رسالة المسيح لننوب عن اهتماماته في هذا العالم.</w:t>
-      </w:r>
-    </w:p>
-    <w:p>
-      <w:pPr>
-        <w:rPr>
-          <w:rFonts w:hint="cs"/>
-          <w:lang w:bidi="ar-SA"/>
-        </w:rPr>
-      </w:pPr>
-      <w:r>
-        <w:rPr>
-          <w:rFonts w:hint="cs"/>
-          <w:rtl/>
-          <w:lang w:bidi="ar-SA"/>
-        </w:rPr>
-        <w:t>المسيح ترك لنا مثالاً لنتبعه؛ ففي تبعيته سريعًا ما سنلاحظ كم بعيدًا نحن متخلفين عنه، وهذا الاختبار سيحفظنا متضعين.</w:t>
+      <w:proofErr w:type="spellStart"/>
+      <w:r>
+        <w:rPr>
+          <w:b/>
+          <w:bCs/>
+          <w:color w:val="EE0000"/>
+          <w:rtl/>
+        </w:rPr>
+        <w:t>لَيْسَ</w:t>
+      </w:r>
+      <w:proofErr w:type="spellEnd"/>
+      <w:r>
+        <w:rPr>
+          <w:b/>
+          <w:bCs/>
+          <w:color w:val="EE0000"/>
+          <w:rtl/>
+        </w:rPr>
+        <w:t xml:space="preserve"> هُوَ ههُنَا</w:t>
+      </w:r>
+      <w:r>
+        <w:rPr>
+          <w:rFonts w:hint="cs"/>
+          <w:rtl/>
+          <w:lang w:bidi="ar-JO"/>
+        </w:rPr>
+        <w:t>."</w:t>
       </w:r>
     </w:p>
     <w:sectPr>
       <w:pgSz w:w="12240" w:h="15840"/>
-      <w:pgMar w:top="1440" w:right="1800" w:bottom="1440" w:left="1800" w:header="720" w:footer="720" w:gutter="0"/>
+      <w:pgMar w:top="1440" w:right="1440" w:bottom="1440" w:left="1440" w:header="720" w:footer="720" w:gutter="0"/>
       <w:cols w:space="720"/>
       <w:docGrid w:linePitch="360"/>
     </w:sectPr>
@@ -483,14 +346,15 @@
 </file>
 
 <file path=word/styles.xml><?xml version="1.0" encoding="utf-8"?>
-<w:styles xmlns:mc="http://schemas.openxmlformats.org/markup-compatibility/2006" xmlns:r="http://schemas.openxmlformats.org/officeDocument/2006/relationships" xmlns:w="http://schemas.openxmlformats.org/wordprocessingml/2006/main" xmlns:w14="http://schemas.microsoft.com/office/word/2010/wordml" xmlns:w15="http://schemas.microsoft.com/office/word/2012/wordml" xmlns:w16cex="http://schemas.microsoft.com/office/word/2018/wordml/cex" xmlns:w16cid="http://schemas.microsoft.com/office/word/2016/wordml/cid" xmlns:w16="http://schemas.microsoft.com/office/word/2018/wordml" xmlns:w16sdtdh="http://schemas.microsoft.com/office/word/2020/wordml/sdtdatahash" xmlns:w16se="http://schemas.microsoft.com/office/word/2015/wordml/symex" mc:Ignorable="w14 w15 w16se w16cid w16 w16cex w16sdtdh">
+<w:styles xmlns:mc="http://schemas.openxmlformats.org/markup-compatibility/2006" xmlns:r="http://schemas.openxmlformats.org/officeDocument/2006/relationships" xmlns:w="http://schemas.openxmlformats.org/wordprocessingml/2006/main" xmlns:w14="http://schemas.microsoft.com/office/word/2010/wordml" xmlns:w15="http://schemas.microsoft.com/office/word/2012/wordml" xmlns:w16cex="http://schemas.microsoft.com/office/word/2018/wordml/cex" xmlns:w16cid="http://schemas.microsoft.com/office/word/2016/wordml/cid" xmlns:w16="http://schemas.microsoft.com/office/word/2018/wordml" xmlns:w16du="http://schemas.microsoft.com/office/word/2023/wordml/word16du" xmlns:w16sdtdh="http://schemas.microsoft.com/office/word/2020/wordml/sdtdatahash" xmlns:w16sdtfl="http://schemas.microsoft.com/office/word/2024/wordml/sdtformatlock" xmlns:w16se="http://schemas.microsoft.com/office/word/2015/wordml/symex" mc:Ignorable="w14 w15 w16se w16cid w16 w16cex w16sdtdh w16sdtfl w16du">
   <w:docDefaults>
     <w:rPrDefault>
       <w:rPr>
         <w:rFonts w:ascii="Sakkal Majalla" w:eastAsiaTheme="minorHAnsi" w:hAnsi="Sakkal Majalla" w:cs="Sakkal Majalla"/>
         <w:sz w:val="28"/>
         <w:szCs w:val="28"/>
-        <w:lang w:val="en-US" w:eastAsia="en-US" w:bidi="he-IL"/>
+        <w:lang w:val="en-US" w:eastAsia="en-US" w:bidi="ar-SA"/>
+        <w14:ligatures w14:val="standardContextual"/>
       </w:rPr>
     </w:rPrDefault>
     <w:pPrDefault>
@@ -882,15 +746,207 @@
   <w:style w:type="paragraph" w:default="1" w:styleId="Normal">
     <w:name w:val="Normal"/>
     <w:qFormat/>
-    <w:rPr>
-      <w:noProof/>
-      <w:lang w:bidi="ar-EG"/>
+  </w:style>
+  <w:style w:type="paragraph" w:styleId="Heading1">
+    <w:name w:val="heading 1"/>
+    <w:basedOn w:val="Normal"/>
+    <w:next w:val="Normal"/>
+    <w:link w:val="Heading1Char"/>
+    <w:uiPriority w:val="9"/>
+    <w:qFormat/>
+    <w:rsid w:val="00C10656"/>
+    <w:pPr>
+      <w:keepNext/>
+      <w:keepLines/>
+      <w:spacing w:before="360" w:after="80"/>
+      <w:outlineLvl w:val="0"/>
+    </w:pPr>
+    <w:rPr>
+      <w:rFonts w:asciiTheme="majorHAnsi" w:eastAsiaTheme="majorEastAsia" w:hAnsiTheme="majorHAnsi" w:cstheme="majorBidi"/>
+      <w:color w:val="0F4761" w:themeColor="accent1" w:themeShade="BF"/>
+      <w:sz w:val="40"/>
+      <w:szCs w:val="40"/>
+    </w:rPr>
+  </w:style>
+  <w:style w:type="paragraph" w:styleId="Heading2">
+    <w:name w:val="heading 2"/>
+    <w:basedOn w:val="Normal"/>
+    <w:next w:val="Normal"/>
+    <w:link w:val="Heading2Char"/>
+    <w:uiPriority w:val="9"/>
+    <w:semiHidden/>
+    <w:unhideWhenUsed/>
+    <w:qFormat/>
+    <w:rsid w:val="00C10656"/>
+    <w:pPr>
+      <w:keepNext/>
+      <w:keepLines/>
+      <w:spacing w:before="160" w:after="80"/>
+      <w:outlineLvl w:val="1"/>
+    </w:pPr>
+    <w:rPr>
+      <w:rFonts w:asciiTheme="majorHAnsi" w:eastAsiaTheme="majorEastAsia" w:hAnsiTheme="majorHAnsi" w:cstheme="majorBidi"/>
+      <w:color w:val="0F4761" w:themeColor="accent1" w:themeShade="BF"/>
+      <w:sz w:val="32"/>
+      <w:szCs w:val="32"/>
+    </w:rPr>
+  </w:style>
+  <w:style w:type="paragraph" w:styleId="Heading3">
+    <w:name w:val="heading 3"/>
+    <w:basedOn w:val="Normal"/>
+    <w:next w:val="Normal"/>
+    <w:link w:val="Heading3Char"/>
+    <w:uiPriority w:val="9"/>
+    <w:semiHidden/>
+    <w:unhideWhenUsed/>
+    <w:qFormat/>
+    <w:rsid w:val="00C10656"/>
+    <w:pPr>
+      <w:keepNext/>
+      <w:keepLines/>
+      <w:spacing w:before="160" w:after="80"/>
+      <w:outlineLvl w:val="2"/>
+    </w:pPr>
+    <w:rPr>
+      <w:rFonts w:asciiTheme="minorHAnsi" w:eastAsiaTheme="majorEastAsia" w:hAnsiTheme="minorHAnsi" w:cstheme="majorBidi"/>
+      <w:color w:val="0F4761" w:themeColor="accent1" w:themeShade="BF"/>
+    </w:rPr>
+  </w:style>
+  <w:style w:type="paragraph" w:styleId="Heading4">
+    <w:name w:val="heading 4"/>
+    <w:basedOn w:val="Normal"/>
+    <w:next w:val="Normal"/>
+    <w:link w:val="Heading4Char"/>
+    <w:uiPriority w:val="9"/>
+    <w:semiHidden/>
+    <w:unhideWhenUsed/>
+    <w:qFormat/>
+    <w:rsid w:val="00C10656"/>
+    <w:pPr>
+      <w:keepNext/>
+      <w:keepLines/>
+      <w:spacing w:before="80" w:after="40"/>
+      <w:outlineLvl w:val="3"/>
+    </w:pPr>
+    <w:rPr>
+      <w:rFonts w:asciiTheme="minorHAnsi" w:eastAsiaTheme="majorEastAsia" w:hAnsiTheme="minorHAnsi" w:cstheme="majorBidi"/>
+      <w:i/>
+      <w:iCs/>
+      <w:color w:val="0F4761" w:themeColor="accent1" w:themeShade="BF"/>
+    </w:rPr>
+  </w:style>
+  <w:style w:type="paragraph" w:styleId="Heading5">
+    <w:name w:val="heading 5"/>
+    <w:basedOn w:val="Normal"/>
+    <w:next w:val="Normal"/>
+    <w:link w:val="Heading5Char"/>
+    <w:uiPriority w:val="9"/>
+    <w:semiHidden/>
+    <w:unhideWhenUsed/>
+    <w:qFormat/>
+    <w:rsid w:val="00C10656"/>
+    <w:pPr>
+      <w:keepNext/>
+      <w:keepLines/>
+      <w:spacing w:before="80" w:after="40"/>
+      <w:outlineLvl w:val="4"/>
+    </w:pPr>
+    <w:rPr>
+      <w:rFonts w:asciiTheme="minorHAnsi" w:eastAsiaTheme="majorEastAsia" w:hAnsiTheme="minorHAnsi" w:cstheme="majorBidi"/>
+      <w:color w:val="0F4761" w:themeColor="accent1" w:themeShade="BF"/>
+    </w:rPr>
+  </w:style>
+  <w:style w:type="paragraph" w:styleId="Heading6">
+    <w:name w:val="heading 6"/>
+    <w:basedOn w:val="Normal"/>
+    <w:next w:val="Normal"/>
+    <w:link w:val="Heading6Char"/>
+    <w:uiPriority w:val="9"/>
+    <w:semiHidden/>
+    <w:unhideWhenUsed/>
+    <w:qFormat/>
+    <w:rsid w:val="00C10656"/>
+    <w:pPr>
+      <w:keepNext/>
+      <w:keepLines/>
+      <w:spacing w:before="40" w:after="0"/>
+      <w:outlineLvl w:val="5"/>
+    </w:pPr>
+    <w:rPr>
+      <w:rFonts w:asciiTheme="minorHAnsi" w:eastAsiaTheme="majorEastAsia" w:hAnsiTheme="minorHAnsi" w:cstheme="majorBidi"/>
+      <w:i/>
+      <w:iCs/>
+      <w:color w:val="595959" w:themeColor="text1" w:themeTint="A6"/>
+    </w:rPr>
+  </w:style>
+  <w:style w:type="paragraph" w:styleId="Heading7">
+    <w:name w:val="heading 7"/>
+    <w:basedOn w:val="Normal"/>
+    <w:next w:val="Normal"/>
+    <w:link w:val="Heading7Char"/>
+    <w:uiPriority w:val="9"/>
+    <w:semiHidden/>
+    <w:unhideWhenUsed/>
+    <w:qFormat/>
+    <w:rsid w:val="00C10656"/>
+    <w:pPr>
+      <w:keepNext/>
+      <w:keepLines/>
+      <w:spacing w:before="40" w:after="0"/>
+      <w:outlineLvl w:val="6"/>
+    </w:pPr>
+    <w:rPr>
+      <w:rFonts w:asciiTheme="minorHAnsi" w:eastAsiaTheme="majorEastAsia" w:hAnsiTheme="minorHAnsi" w:cstheme="majorBidi"/>
+      <w:color w:val="595959" w:themeColor="text1" w:themeTint="A6"/>
+    </w:rPr>
+  </w:style>
+  <w:style w:type="paragraph" w:styleId="Heading8">
+    <w:name w:val="heading 8"/>
+    <w:basedOn w:val="Normal"/>
+    <w:next w:val="Normal"/>
+    <w:link w:val="Heading8Char"/>
+    <w:uiPriority w:val="9"/>
+    <w:semiHidden/>
+    <w:unhideWhenUsed/>
+    <w:qFormat/>
+    <w:rsid w:val="00C10656"/>
+    <w:pPr>
+      <w:keepNext/>
+      <w:keepLines/>
+      <w:spacing w:after="0"/>
+      <w:outlineLvl w:val="7"/>
+    </w:pPr>
+    <w:rPr>
+      <w:rFonts w:asciiTheme="minorHAnsi" w:eastAsiaTheme="majorEastAsia" w:hAnsiTheme="minorHAnsi" w:cstheme="majorBidi"/>
+      <w:i/>
+      <w:iCs/>
+      <w:color w:val="272727" w:themeColor="text1" w:themeTint="D8"/>
+    </w:rPr>
+  </w:style>
+  <w:style w:type="paragraph" w:styleId="Heading9">
+    <w:name w:val="heading 9"/>
+    <w:basedOn w:val="Normal"/>
+    <w:next w:val="Normal"/>
+    <w:link w:val="Heading9Char"/>
+    <w:uiPriority w:val="9"/>
+    <w:semiHidden/>
+    <w:unhideWhenUsed/>
+    <w:qFormat/>
+    <w:rsid w:val="00C10656"/>
+    <w:pPr>
+      <w:keepNext/>
+      <w:keepLines/>
+      <w:spacing w:after="0"/>
+      <w:outlineLvl w:val="8"/>
+    </w:pPr>
+    <w:rPr>
+      <w:rFonts w:asciiTheme="minorHAnsi" w:eastAsiaTheme="majorEastAsia" w:hAnsiTheme="minorHAnsi" w:cstheme="majorBidi"/>
+      <w:color w:val="272727" w:themeColor="text1" w:themeTint="D8"/>
     </w:rPr>
   </w:style>
   <w:style w:type="character" w:default="1" w:styleId="DefaultParagraphFont">
     <w:name w:val="Default Paragraph Font"/>
     <w:uiPriority w:val="1"/>
-    <w:semiHidden/>
     <w:unhideWhenUsed/>
   </w:style>
   <w:style w:type="table" w:default="1" w:styleId="TableNormal">
@@ -914,14 +970,302 @@
     <w:semiHidden/>
     <w:unhideWhenUsed/>
   </w:style>
+  <w:style w:type="character" w:customStyle="1" w:styleId="Heading1Char">
+    <w:name w:val="Heading 1 Char"/>
+    <w:basedOn w:val="DefaultParagraphFont"/>
+    <w:link w:val="Heading1"/>
+    <w:uiPriority w:val="9"/>
+    <w:rsid w:val="00C10656"/>
+    <w:rPr>
+      <w:rFonts w:asciiTheme="majorHAnsi" w:eastAsiaTheme="majorEastAsia" w:hAnsiTheme="majorHAnsi" w:cstheme="majorBidi"/>
+      <w:color w:val="0F4761" w:themeColor="accent1" w:themeShade="BF"/>
+      <w:sz w:val="40"/>
+      <w:szCs w:val="40"/>
+    </w:rPr>
+  </w:style>
+  <w:style w:type="character" w:customStyle="1" w:styleId="Heading2Char">
+    <w:name w:val="Heading 2 Char"/>
+    <w:basedOn w:val="DefaultParagraphFont"/>
+    <w:link w:val="Heading2"/>
+    <w:uiPriority w:val="9"/>
+    <w:semiHidden/>
+    <w:rsid w:val="00C10656"/>
+    <w:rPr>
+      <w:rFonts w:asciiTheme="majorHAnsi" w:eastAsiaTheme="majorEastAsia" w:hAnsiTheme="majorHAnsi" w:cstheme="majorBidi"/>
+      <w:color w:val="0F4761" w:themeColor="accent1" w:themeShade="BF"/>
+      <w:sz w:val="32"/>
+      <w:szCs w:val="32"/>
+    </w:rPr>
+  </w:style>
+  <w:style w:type="character" w:customStyle="1" w:styleId="Heading3Char">
+    <w:name w:val="Heading 3 Char"/>
+    <w:basedOn w:val="DefaultParagraphFont"/>
+    <w:link w:val="Heading3"/>
+    <w:uiPriority w:val="9"/>
+    <w:semiHidden/>
+    <w:rsid w:val="00C10656"/>
+    <w:rPr>
+      <w:rFonts w:asciiTheme="minorHAnsi" w:eastAsiaTheme="majorEastAsia" w:hAnsiTheme="minorHAnsi" w:cstheme="majorBidi"/>
+      <w:color w:val="0F4761" w:themeColor="accent1" w:themeShade="BF"/>
+      <w:sz w:val="28"/>
+      <w:szCs w:val="28"/>
+    </w:rPr>
+  </w:style>
+  <w:style w:type="character" w:customStyle="1" w:styleId="Heading4Char">
+    <w:name w:val="Heading 4 Char"/>
+    <w:basedOn w:val="DefaultParagraphFont"/>
+    <w:link w:val="Heading4"/>
+    <w:uiPriority w:val="9"/>
+    <w:semiHidden/>
+    <w:rsid w:val="00C10656"/>
+    <w:rPr>
+      <w:rFonts w:asciiTheme="minorHAnsi" w:eastAsiaTheme="majorEastAsia" w:hAnsiTheme="minorHAnsi" w:cstheme="majorBidi"/>
+      <w:i/>
+      <w:iCs/>
+      <w:color w:val="0F4761" w:themeColor="accent1" w:themeShade="BF"/>
+    </w:rPr>
+  </w:style>
+  <w:style w:type="character" w:customStyle="1" w:styleId="Heading5Char">
+    <w:name w:val="Heading 5 Char"/>
+    <w:basedOn w:val="DefaultParagraphFont"/>
+    <w:link w:val="Heading5"/>
+    <w:uiPriority w:val="9"/>
+    <w:semiHidden/>
+    <w:rsid w:val="00C10656"/>
+    <w:rPr>
+      <w:rFonts w:asciiTheme="minorHAnsi" w:eastAsiaTheme="majorEastAsia" w:hAnsiTheme="minorHAnsi" w:cstheme="majorBidi"/>
+      <w:color w:val="0F4761" w:themeColor="accent1" w:themeShade="BF"/>
+    </w:rPr>
+  </w:style>
+  <w:style w:type="character" w:customStyle="1" w:styleId="Heading6Char">
+    <w:name w:val="Heading 6 Char"/>
+    <w:basedOn w:val="DefaultParagraphFont"/>
+    <w:link w:val="Heading6"/>
+    <w:uiPriority w:val="9"/>
+    <w:semiHidden/>
+    <w:rsid w:val="00C10656"/>
+    <w:rPr>
+      <w:rFonts w:asciiTheme="minorHAnsi" w:eastAsiaTheme="majorEastAsia" w:hAnsiTheme="minorHAnsi" w:cstheme="majorBidi"/>
+      <w:i/>
+      <w:iCs/>
+      <w:color w:val="595959" w:themeColor="text1" w:themeTint="A6"/>
+    </w:rPr>
+  </w:style>
+  <w:style w:type="character" w:customStyle="1" w:styleId="Heading7Char">
+    <w:name w:val="Heading 7 Char"/>
+    <w:basedOn w:val="DefaultParagraphFont"/>
+    <w:link w:val="Heading7"/>
+    <w:uiPriority w:val="9"/>
+    <w:semiHidden/>
+    <w:rsid w:val="00C10656"/>
+    <w:rPr>
+      <w:rFonts w:asciiTheme="minorHAnsi" w:eastAsiaTheme="majorEastAsia" w:hAnsiTheme="minorHAnsi" w:cstheme="majorBidi"/>
+      <w:color w:val="595959" w:themeColor="text1" w:themeTint="A6"/>
+    </w:rPr>
+  </w:style>
+  <w:style w:type="character" w:customStyle="1" w:styleId="Heading8Char">
+    <w:name w:val="Heading 8 Char"/>
+    <w:basedOn w:val="DefaultParagraphFont"/>
+    <w:link w:val="Heading8"/>
+    <w:uiPriority w:val="9"/>
+    <w:semiHidden/>
+    <w:rsid w:val="00C10656"/>
+    <w:rPr>
+      <w:rFonts w:asciiTheme="minorHAnsi" w:eastAsiaTheme="majorEastAsia" w:hAnsiTheme="minorHAnsi" w:cstheme="majorBidi"/>
+      <w:i/>
+      <w:iCs/>
+      <w:color w:val="272727" w:themeColor="text1" w:themeTint="D8"/>
+    </w:rPr>
+  </w:style>
+  <w:style w:type="character" w:customStyle="1" w:styleId="Heading9Char">
+    <w:name w:val="Heading 9 Char"/>
+    <w:basedOn w:val="DefaultParagraphFont"/>
+    <w:link w:val="Heading9"/>
+    <w:uiPriority w:val="9"/>
+    <w:semiHidden/>
+    <w:rsid w:val="00C10656"/>
+    <w:rPr>
+      <w:rFonts w:asciiTheme="minorHAnsi" w:eastAsiaTheme="majorEastAsia" w:hAnsiTheme="minorHAnsi" w:cstheme="majorBidi"/>
+      <w:color w:val="272727" w:themeColor="text1" w:themeTint="D8"/>
+    </w:rPr>
+  </w:style>
+  <w:style w:type="paragraph" w:styleId="Title">
+    <w:name w:val="Title"/>
+    <w:basedOn w:val="Normal"/>
+    <w:next w:val="Normal"/>
+    <w:link w:val="TitleChar"/>
+    <w:uiPriority w:val="10"/>
+    <w:qFormat/>
+    <w:rsid w:val="00C10656"/>
+    <w:pPr>
+      <w:spacing w:after="80" w:line="240" w:lineRule="auto"/>
+      <w:contextualSpacing/>
+    </w:pPr>
+    <w:rPr>
+      <w:rFonts w:asciiTheme="majorHAnsi" w:eastAsiaTheme="majorEastAsia" w:hAnsiTheme="majorHAnsi" w:cstheme="majorBidi"/>
+      <w:spacing w:val="-10"/>
+      <w:kern w:val="28"/>
+      <w:sz w:val="56"/>
+      <w:szCs w:val="56"/>
+    </w:rPr>
+  </w:style>
+  <w:style w:type="character" w:customStyle="1" w:styleId="TitleChar">
+    <w:name w:val="Title Char"/>
+    <w:basedOn w:val="DefaultParagraphFont"/>
+    <w:link w:val="Title"/>
+    <w:uiPriority w:val="10"/>
+    <w:rsid w:val="00C10656"/>
+    <w:rPr>
+      <w:rFonts w:asciiTheme="majorHAnsi" w:eastAsiaTheme="majorEastAsia" w:hAnsiTheme="majorHAnsi" w:cstheme="majorBidi"/>
+      <w:spacing w:val="-10"/>
+      <w:kern w:val="28"/>
+      <w:sz w:val="56"/>
+      <w:szCs w:val="56"/>
+    </w:rPr>
+  </w:style>
+  <w:style w:type="paragraph" w:styleId="Subtitle">
+    <w:name w:val="Subtitle"/>
+    <w:basedOn w:val="Normal"/>
+    <w:next w:val="Normal"/>
+    <w:link w:val="SubtitleChar"/>
+    <w:uiPriority w:val="11"/>
+    <w:qFormat/>
+    <w:rsid w:val="00C10656"/>
+    <w:pPr>
+      <w:numPr>
+        <w:ilvl w:val="1"/>
+      </w:numPr>
+    </w:pPr>
+    <w:rPr>
+      <w:rFonts w:asciiTheme="minorHAnsi" w:eastAsiaTheme="majorEastAsia" w:hAnsiTheme="minorHAnsi" w:cstheme="majorBidi"/>
+      <w:color w:val="595959" w:themeColor="text1" w:themeTint="A6"/>
+      <w:spacing w:val="15"/>
+    </w:rPr>
+  </w:style>
+  <w:style w:type="character" w:customStyle="1" w:styleId="SubtitleChar">
+    <w:name w:val="Subtitle Char"/>
+    <w:basedOn w:val="DefaultParagraphFont"/>
+    <w:link w:val="Subtitle"/>
+    <w:uiPriority w:val="11"/>
+    <w:rsid w:val="00C10656"/>
+    <w:rPr>
+      <w:rFonts w:asciiTheme="minorHAnsi" w:eastAsiaTheme="majorEastAsia" w:hAnsiTheme="minorHAnsi" w:cstheme="majorBidi"/>
+      <w:color w:val="595959" w:themeColor="text1" w:themeTint="A6"/>
+      <w:spacing w:val="15"/>
+      <w:sz w:val="28"/>
+      <w:szCs w:val="28"/>
+    </w:rPr>
+  </w:style>
+  <w:style w:type="paragraph" w:styleId="Quote">
+    <w:name w:val="Quote"/>
+    <w:basedOn w:val="Normal"/>
+    <w:next w:val="Normal"/>
+    <w:link w:val="QuoteChar"/>
+    <w:uiPriority w:val="29"/>
+    <w:qFormat/>
+    <w:rsid w:val="00C10656"/>
+    <w:pPr>
+      <w:spacing w:before="160"/>
+      <w:jc w:val="center"/>
+    </w:pPr>
+    <w:rPr>
+      <w:i/>
+      <w:iCs/>
+      <w:color w:val="404040" w:themeColor="text1" w:themeTint="BF"/>
+    </w:rPr>
+  </w:style>
+  <w:style w:type="character" w:customStyle="1" w:styleId="QuoteChar">
+    <w:name w:val="Quote Char"/>
+    <w:basedOn w:val="DefaultParagraphFont"/>
+    <w:link w:val="Quote"/>
+    <w:uiPriority w:val="29"/>
+    <w:rsid w:val="00C10656"/>
+    <w:rPr>
+      <w:i/>
+      <w:iCs/>
+      <w:color w:val="404040" w:themeColor="text1" w:themeTint="BF"/>
+    </w:rPr>
+  </w:style>
+  <w:style w:type="paragraph" w:styleId="ListParagraph">
+    <w:name w:val="List Paragraph"/>
+    <w:basedOn w:val="Normal"/>
+    <w:uiPriority w:val="34"/>
+    <w:qFormat/>
+    <w:rsid w:val="00C10656"/>
+    <w:pPr>
+      <w:ind w:left="720"/>
+      <w:contextualSpacing/>
+    </w:pPr>
+  </w:style>
+  <w:style w:type="character" w:styleId="IntenseEmphasis">
+    <w:name w:val="Intense Emphasis"/>
+    <w:basedOn w:val="DefaultParagraphFont"/>
+    <w:uiPriority w:val="21"/>
+    <w:qFormat/>
+    <w:rsid w:val="00C10656"/>
+    <w:rPr>
+      <w:i/>
+      <w:iCs/>
+      <w:color w:val="0F4761" w:themeColor="accent1" w:themeShade="BF"/>
+    </w:rPr>
+  </w:style>
+  <w:style w:type="paragraph" w:styleId="IntenseQuote">
+    <w:name w:val="Intense Quote"/>
+    <w:basedOn w:val="Normal"/>
+    <w:next w:val="Normal"/>
+    <w:link w:val="IntenseQuoteChar"/>
+    <w:uiPriority w:val="30"/>
+    <w:qFormat/>
+    <w:rsid w:val="00C10656"/>
+    <w:pPr>
+      <w:pBdr>
+        <w:top w:val="single" w:sz="4" w:space="10" w:color="0F4761" w:themeColor="accent1" w:themeShade="BF"/>
+        <w:bottom w:val="single" w:sz="4" w:space="10" w:color="0F4761" w:themeColor="accent1" w:themeShade="BF"/>
+      </w:pBdr>
+      <w:spacing w:before="360" w:after="360"/>
+      <w:ind w:left="864" w:right="864"/>
+      <w:jc w:val="center"/>
+    </w:pPr>
+    <w:rPr>
+      <w:i/>
+      <w:iCs/>
+      <w:color w:val="0F4761" w:themeColor="accent1" w:themeShade="BF"/>
+    </w:rPr>
+  </w:style>
+  <w:style w:type="character" w:customStyle="1" w:styleId="IntenseQuoteChar">
+    <w:name w:val="Intense Quote Char"/>
+    <w:basedOn w:val="DefaultParagraphFont"/>
+    <w:link w:val="IntenseQuote"/>
+    <w:uiPriority w:val="30"/>
+    <w:rsid w:val="00C10656"/>
+    <w:rPr>
+      <w:i/>
+      <w:iCs/>
+      <w:color w:val="0F4761" w:themeColor="accent1" w:themeShade="BF"/>
+    </w:rPr>
+  </w:style>
+  <w:style w:type="character" w:styleId="IntenseReference">
+    <w:name w:val="Intense Reference"/>
+    <w:basedOn w:val="DefaultParagraphFont"/>
+    <w:uiPriority w:val="32"/>
+    <w:qFormat/>
+    <w:rsid w:val="00C10656"/>
+    <w:rPr>
+      <w:b/>
+      <w:bCs/>
+      <w:smallCaps/>
+      <w:color w:val="0F4761" w:themeColor="accent1" w:themeShade="BF"/>
+      <w:spacing w:val="5"/>
+    </w:rPr>
+  </w:style>
   <w:style w:type="character" w:styleId="Hyperlink">
     <w:name w:val="Hyperlink"/>
     <w:basedOn w:val="DefaultParagraphFont"/>
     <w:uiPriority w:val="99"/>
     <w:unhideWhenUsed/>
-    <w:rsid w:val="00873CEC"/>
-    <w:rPr>
-      <w:color w:val="0563C1" w:themeColor="hyperlink"/>
+    <w:rsid w:val="00C24787"/>
+    <w:rPr>
+      <w:color w:val="467886" w:themeColor="hyperlink"/>
       <w:u w:val="single"/>
     </w:rPr>
   </w:style>
@@ -931,7 +1275,7 @@
     <w:uiPriority w:val="99"/>
     <w:semiHidden/>
     <w:unhideWhenUsed/>
-    <w:rsid w:val="00873CEC"/>
+    <w:rsid w:val="00C24787"/>
     <w:rPr>
       <w:color w:val="605E5C"/>
       <w:shd w:val="clear" w:color="auto" w:fill="E1DFDD"/>
@@ -951,39 +1295,39 @@
         <a:sysClr val="window" lastClr="FFFFFF"/>
       </a:lt1>
       <a:dk2>
-        <a:srgbClr val="44546A"/>
+        <a:srgbClr val="0E2841"/>
       </a:dk2>
       <a:lt2>
-        <a:srgbClr val="E7E6E6"/>
+        <a:srgbClr val="E8E8E8"/>
       </a:lt2>
       <a:accent1>
-        <a:srgbClr val="4472C4"/>
+        <a:srgbClr val="156082"/>
       </a:accent1>
       <a:accent2>
-        <a:srgbClr val="ED7D31"/>
+        <a:srgbClr val="E97132"/>
       </a:accent2>
       <a:accent3>
-        <a:srgbClr val="A5A5A5"/>
+        <a:srgbClr val="196B24"/>
       </a:accent3>
       <a:accent4>
-        <a:srgbClr val="FFC000"/>
+        <a:srgbClr val="0F9ED5"/>
       </a:accent4>
       <a:accent5>
-        <a:srgbClr val="5B9BD5"/>
+        <a:srgbClr val="A02B93"/>
       </a:accent5>
       <a:accent6>
-        <a:srgbClr val="70AD47"/>
+        <a:srgbClr val="4EA72E"/>
       </a:accent6>
       <a:hlink>
-        <a:srgbClr val="0563C1"/>
+        <a:srgbClr val="467886"/>
       </a:hlink>
       <a:folHlink>
-        <a:srgbClr val="954F72"/>
+        <a:srgbClr val="96607D"/>
       </a:folHlink>
     </a:clrScheme>
     <a:fontScheme name="Office">
       <a:majorFont>
-        <a:latin typeface="Calibri Light" panose="020F0302020204030204"/>
+        <a:latin typeface="Aptos Display" panose="02110004020202020204"/>
         <a:ea typeface=""/>
         <a:cs typeface=""/>
         <a:font script="Jpan" typeface="游ゴシック Light"/>
@@ -1035,7 +1379,7 @@
         <a:font script="Tfng" typeface="Ebrima"/>
       </a:majorFont>
       <a:minorFont>
-        <a:latin typeface="Calibri" panose="020F0502020204030204"/>
+        <a:latin typeface="Aptos" panose="02110004020202020204"/>
         <a:ea typeface=""/>
         <a:cs typeface=""/>
         <a:font script="Jpan" typeface="游明朝"/>
@@ -1146,13 +1490,6 @@
         </a:gradFill>
       </a:fillStyleLst>
       <a:lnStyleLst>
-        <a:ln w="6350" cap="flat" cmpd="sng" algn="ctr">
-          <a:solidFill>
-            <a:schemeClr val="phClr"/>
-          </a:solidFill>
-          <a:prstDash val="solid"/>
-          <a:miter lim="800000"/>
-        </a:ln>
         <a:ln w="12700" cap="flat" cmpd="sng" algn="ctr">
           <a:solidFill>
             <a:schemeClr val="phClr"/>
@@ -1161,6 +1498,13 @@
           <a:miter lim="800000"/>
         </a:ln>
         <a:ln w="19050" cap="flat" cmpd="sng" algn="ctr">
+          <a:solidFill>
+            <a:schemeClr val="phClr"/>
+          </a:solidFill>
+          <a:prstDash val="solid"/>
+          <a:miter lim="800000"/>
+        </a:ln>
+        <a:ln w="25400" cap="flat" cmpd="sng" algn="ctr">
           <a:solidFill>
             <a:schemeClr val="phClr"/>
           </a:solidFill>
@@ -1225,11 +1569,31 @@
       </a:bgFillStyleLst>
     </a:fmtScheme>
   </a:themeElements>
-  <a:objectDefaults/>
+  <a:objectDefaults>
+    <a:lnDef>
+      <a:spPr/>
+      <a:bodyPr/>
+      <a:lstStyle/>
+      <a:style>
+        <a:lnRef idx="2">
+          <a:schemeClr val="accent1"/>
+        </a:lnRef>
+        <a:fillRef idx="0">
+          <a:schemeClr val="accent1"/>
+        </a:fillRef>
+        <a:effectRef idx="1">
+          <a:schemeClr val="accent1"/>
+        </a:effectRef>
+        <a:fontRef idx="minor">
+          <a:schemeClr val="tx1"/>
+        </a:fontRef>
+      </a:style>
+    </a:lnDef>
+  </a:objectDefaults>
   <a:extraClrSchemeLst/>
   <a:extLst>
     <a:ext uri="{05A4C25C-085E-4340-85A3-A5531E510DB2}">
-      <thm15:themeFamily xmlns:thm15="http://schemas.microsoft.com/office/thememl/2012/main" name="Office Theme" id="{62F939B6-93AF-4DB8-9C6B-D6C7DFDC589F}" vid="{4A3C46E8-61CC-4603-A589-7422A47A8E4A}"/>
+      <thm15:themeFamily xmlns:thm15="http://schemas.microsoft.com/office/thememl/2012/main" name="Office Theme" id="{2E142A2C-CD16-42D6-873A-C26D2A0506FA}" vid="{1BDDFF52-6CD6-40A5-AB3C-68EB2F1E4D0A}"/>
     </a:ext>
   </a:extLst>
 </a:theme>
